--- a/Weekly_Log/HG/송형규_작업일지_20주차.docx
+++ b/Weekly_Log/HG/송형규_작업일지_20주차.docx
@@ -83,11 +83,6 @@
             <w:tcW w:w="1275" w:type="dxa"/>
           </w:tcPr>
           <w:p>
-            <w:pPr>
-              <w:rPr>
-                <w:rFonts w:hint="eastAsia"/>
-              </w:rPr>
-            </w:pPr>
             <w:r>
               <w:rPr>
                 <w:rFonts w:hint="eastAsia"/>
@@ -288,6 +283,9 @@
     </w:p>
     <w:p>
       <w:r>
+        <w:rPr>
+          <w:noProof/>
+        </w:rPr>
         <w:drawing>
           <wp:inline distT="0" distB="0" distL="0" distR="0" wp14:anchorId="607EC61B" wp14:editId="40379E6F">
             <wp:extent cx="1937982" cy="2692648"/>
@@ -349,6 +347,9 @@
     </w:p>
     <w:p>
       <w:r>
+        <w:rPr>
+          <w:noProof/>
+        </w:rPr>
         <w:drawing>
           <wp:inline distT="0" distB="0" distL="0" distR="0" wp14:anchorId="69BF3AB8" wp14:editId="07B5C159">
             <wp:extent cx="2460034" cy="1651379"/>
@@ -387,16 +388,11 @@
       </w:r>
     </w:p>
     <w:p>
-      <w:pPr>
-        <w:rPr>
-          <w:rFonts w:hint="eastAsia"/>
-        </w:rPr>
-      </w:pPr>
       <w:r>
         <w:rPr>
           <w:rFonts w:hint="eastAsia"/>
         </w:rPr>
-        <w:t>기초적인 도형의 텍스처 테스트</w:t>
+        <w:t>기초적인 텍스처 테스트</w:t>
       </w:r>
     </w:p>
     <w:tbl>
@@ -553,11 +549,6 @@
             <w:tcW w:w="2254" w:type="dxa"/>
           </w:tcPr>
           <w:p>
-            <w:pPr>
-              <w:rPr>
-                <w:rFonts w:hint="eastAsia"/>
-              </w:rPr>
-            </w:pPr>
             <w:r>
               <w:rPr>
                 <w:rFonts w:hint="eastAsia"/>
